--- a/por/docx/09.content.docx
+++ b/por/docx/09.content.docx
@@ -11,6 +11,15 @@
         <w:pStyle w:val="Heading2"/>
       </w:pPr>
       <w:r>
+        <w:t>Resource: Notas de Estudo (Tyndale)</w:t>
+      </w:r>
+      <w:r/>
+    </w:p>
+    <w:p>
+      <w:pPr>
+        <w:pStyle w:val="Heading2"/>
+      </w:pPr>
+      <w:r>
         <w:t>License Information</w:t>
       </w:r>
       <w:r/>
@@ -21,7 +30,7 @@
         <w:rPr>
           <w:b/>
         </w:rPr>
-        <w:t>Study Notes (Tyndale)</w:t>
+        <w:t>Notas de Estudo (Tyndale)</w:t>
       </w:r>
       <w:r>
         <w:t xml:space="preserve"> (Portuguese) is based on</w:t>
@@ -74,7 +83,7 @@
         <w:pStyle w:val="Heading1"/>
       </w:pPr>
       <w:r>
-        <w:t>Study Notes (Tyndale)</w:t>
+        <w:t>Notas de Estudo (Tyndale)</w:t>
       </w:r>
     </w:p>
     <w:p>
@@ -83,6 +92,51 @@
           <w:headerReference w:type="even" r:id="rId8"/>
           <w:headerReference w:type="default" r:id="rId9"/>
           <w:footerReference w:type="default" r:id="rId10"/>
+          <w:footnotePr>
+            <w:numRestart w:val="eachSect"/>
+          </w:footnotePr>
+          <w:type w:val="continuous"/>
+          <w:pgSz w:w="12240" w:h="15840" w:code="1"/>
+          <w:pgMar w:top="1440" w:right="1440" w:bottom="1440" w:left="1440" w:header="504" w:footer="504" w:gutter="0"/>
+          <w:cols w:space="708"/>
+          <w:titlePg/>
+          <w:docGrid w:linePitch="360"/>
+        </w:sectPr>
+      </w:pPr>
+    </w:p>
+    <w:p>
+      <w:r/>
+    </w:p>
+    <w:p>
+      <w:pPr>
+        <w:pStyle w:val="Heading2"/>
+      </w:pPr>
+      <w:r>
+        <w:t>1SA</w:t>
+      </w:r>
+      <w:r/>
+    </w:p>
+    <w:p>
+      <w:r/>
+      <w:r>
+        <w:rPr>
+          <w:i/>
+        </w:rPr>
+        <w:t>1 Samuel 1.1, 1 Samuel 1.2, 1 Samuel 1.3, 1 Samuel 1.4, 1 Samuel 1.7, 1 Samuel 1.9, 1 Samuel 1.11, 1 Samuel 1.13–14, 1 Samuel 1.16, 1 Samuel 1.17–18, 1 Samuel 1.22, 1 Samuel 1.23, 1 Samuel 2.1, 1 Samuel 2.1–10, 1 Samuel 2.2, 1 Samuel 2.3, 1 Samuel 2.4–8, 1 Samuel 2.5, 1 Samuel 2.7–8, 1 Samuel 2.8, 1 Samuel 2.10, 1 Samuel 2.12, 1 Samuel 2.13–17, 1 Samuel 2.15, 1 Samuel 2.18, 1 Samuel 2.20, 1 Samuel 2.22, 1 Samuel 2.22–25, 1 Samuel 2.25, 1 Samuel 2.26, 1 Samuel 2.27, 1 Samuel 2.29, 1 Samuel 2.30, 1 Samuel 2.32–33, 1 Samuel 2.35, 1 Samuel 3.1, 1 Samuel 3.2, 1 Samuel 3.3, 1 Samuel 3.7, 1 Samuel 3.8, 1 Samuel 3.10, 1 Samuel 3.11, 1 Samuel 3.12, 1 Samuel 3.13, 1 Samuel 3.14, 1 Samuel 3.15, 1 Samuel 3.19, 1 Samuel 3.20, 1 Samuel 3.21–4.1, 1 Samuel 4.1, 1 Samuel 4.1–7.2, 1 Samuel 4.3, 1 Samuel 4.4, 1 Samuel 4.6–7, 1 Samuel 4.8, 1 Samuel 4.10, 1 Samuel 4.11, 1 Samuel 4.12, 1 Samuel 4.15, 1 Samuel 4.18, 1 Samuel 4.20–21, 1 Samuel 5.1, 1 Samuel 5.2, 1 Samuel 5.4, 1 Samuel 5.5, 1 Samuel 5.6, 1 Samuel 5.8, 1 Samuel 5.9, 1 Samuel 5.10, 1 Samuel 6.2, 1 Samuel 6.3, 1 Samuel 6.4, 1 Samuel 6.6, 1 Samuel 6.7, 1 Samuel 6.9, 1 Samuel 6.13, 1 Samuel 6.14, 1 Samuel 6.15, 1 Samuel 6.17, 1 Samuel 6.19, 1 Samuel 6.20, 1 Samuel 6.21, 1 Samuel 7.1, 1 Samuel 7.2, 1 Samuel 7.3, 1 Samuel 7.3–10, 1 Samuel 7.5, 1 Samuel 7.6, 1 Samuel 7.9, 1 Samuel 7.10, 1 Samuel 7.12, 1 Samuel 7.13, 1 Samuel 7.14, 1 Samuel 7.15, 1 Samuel 7.16, 1 Samuel 7.17, 1 Samuel 8.1–12.25, 1 Samuel 8.2, 1 Samuel 8.3, 1 Samuel 8.5, 1 Samuel 8.6, 1 Samuel 8.7, 1 Samuel 8.8, 1 Samuel 8.10–18, 1 Samuel 8.11, 1 Samuel 8.12–17, 1 Samuel 8.15, 1 Samuel 8.17, 1 Samuel 8.18, 1 Samuel 8.20, 1 Samuel 8.21, 1 Samuel 8.22, 1 Samuel 9.1, 1 Samuel 9.1–11.15, 1 Samuel 9.2, 1 Samuel 9.5, 1 Samuel 9.6, 1 Samuel 9.7, 1 Samuel 9.12, 1 Samuel 9.13, 1 Samuel 9.16, 1 Samuel 9.21, 1 Samuel 9.25, 1 Samuel 10.1, 1 Samuel 10.2, 1 Samuel 10.2–6, 1 Samuel 10.3, 1 Samuel 10.5, 1 Samuel 10.6, 1 Samuel 10.7, 1 Samuel 10.8, 1 Samuel 10.9, 1 Samuel 10.10, 1 Samuel 10.11, 1 Samuel 10.12, 1 Samuel 10.16, 1 Samuel 10.17, 1 Samuel 10.18, 1 Samuel 10.19, 1 Samuel 10.20, 1 Samuel 10.25, 1 Samuel 10.26, 1 Samuel 10.26–11.13, 1 Samuel 10.27, 1 Samuel 11.1, 1 Samuel 11.1–15, 1 Samuel 11.2, 1 Samuel 11.3, 1 Samuel 11.7, 1 Samuel 11.8, 1 Samuel 11.13, 1 Samuel 11.14, 1 Samuel 11.15, 1 Samuel 12.1–25, 1 Samuel 12.3, 1 Samuel 12.5, 1 Samuel 12.6, 1 Samuel 12.6–25, 1 Samuel 12.9, 1 Samuel 12.10, 1 Samuel 12.11, 1 Samuel 12.12, 1 Samuel 12.13, 1 Samuel 12.14, 1 Samuel 12.14–15, 1 Samuel 12.17, 1 Samuel 12.18, 1 Samuel 12.19, 1 Samuel 12.21, 1 Samuel 12.22, 1 Samuel 12.23, 1 Samuel 12.25, 1 Samuel 13.1, 1 Samuel 13.1–16.13, 1 Samuel 13.2, 1 Samuel 13.3, 1 Samuel 13.4, 1 Samuel 13.5, 1 Samuel 13.7, 1 Samuel 13.8, 1 Samuel 13.9, 1 Samuel 13.10, 1 Samuel 13.11, 1 Samuel 13.12, 1 Samuel 13.13, 1 Samuel 13.14, 1 Samuel 13.15, 1 Samuel 13.17–18, 1 Samuel 13.19–22, 1 Samuel 13.23, 1 Samuel 14.1, 1 Samuel 14.1–15, 1 Samuel 14.1–52, 1 Samuel 14.2, 1 Samuel 14.3, 1 Samuel 14.4–5, 1 Samuel 14.6, 1 Samuel 14.11, 1 Samuel 14.15, 1 Samuel 14.18, 1 Samuel 14.21–22, 1 Samuel 14.23, 1 Samuel 14.24, 1 Samuel 14.29, 1 Samuel 14.31, 1 Samuel 14.32–34, 1 Samuel 14.35, 1 Samuel 14.37–38, 1 Samuel 14.41, 1 Samuel 14.45, 1 Samuel 14.47, 1 Samuel 14.47–52, 1 Samuel 14.48, 1 Samuel 14.49, 1 Samuel 14.49–51, 1 Samuel 14.50, 1 Samuel 14.52, 1 Samuel 15.1–35, 1 Samuel 15.2, 1 Samuel 15.3, 1 Samuel 15.4, 1 Samuel 15.5, 1 Samuel 15.6, 1 Samuel 15.7, 1 Samuel 15.8, 1 Samuel 15.9, 1 Samuel 15.12, 1 Samuel 15.13, 1 Samuel 15.15, 1 Samuel 15.17, 1 Samuel 15.21, 1 Samuel 15.22, 1 Samuel 15.23, 1 Samuel 15.24, 1 Samuel 15.24–30, 1 Samuel 15.28, 1 Samuel 15.29, 1 Samuel 15.30, 1 Samuel 15.35, 1 Samuel 16.1, 1 Samuel 16.1–23, 1 Samuel 16.2, 1 Samuel 16.4, 1 Samuel 16.5, 1 Samuel 16.6–7, 1 Samuel 16.13, 1 Samuel 16.14, 1 Samuel 16.14–31.13, 1 Samuel 16.18, 1 Samuel 16.21, 1 Samuel 16.22, 1 Samuel 16.23, 1 Samuel 17.1, 1 Samuel 17.2, 1 Samuel 17.4, 1 Samuel 17.5–7, 1 Samuel 17.12, 1 Samuel 17.15, 1 Samuel 17.26, 1 Samuel 17.28, 1 Samuel 17.32, 1 Samuel 17.40, 1 Samuel 17.42, 1 Samuel 17.43, 1 Samuel 17.44, 1 Samuel 17.45–47, 1 Samuel 17.49, 1 Samuel 17.52, 1 Samuel 17.53, 1 Samuel 17.54, 1 Samuel 17.55–58, 1 Samuel 18.1, 1 Samuel 18.2, 1 Samuel 18.3–4, 1 Samuel 18.7, 1 Samuel 18.8–15, 1 Samuel 18.11, 1 Samuel 18.12, 1 Samuel 18.17, 1 Samuel 18.17–19, 1 Samuel 18.18, 1 Samuel 18.19, 1 Samuel 18.22, 1 Samuel 18.23, 1 Samuel 18.29, 1 Samuel 19.4, 1 Samuel 19.6, 1 Samuel 19.10, 1 Samuel 19.11, 1 Samuel 19.13, 1 Samuel 19.18, 1 Samuel 19.20, 1 Samuel 19.21, 1 Samuel 19.24, 1 Samuel 20.2–3, 1 Samuel 20.5, 1 Samuel 20.6–7, 1 Samuel 20.8, 1 Samuel 20.13, 1 Samuel 20.14–16, 1 Samuel 20.15, 1 Samuel 20.17, 1 Samuel 20.18–22, 1 Samuel 20.25, 1 Samuel 20.26–27, 1 Samuel 20.29, 1 Samuel 20.30, 1 Samuel 20.33, 1 Samuel 20.41, 1 Samuel 20.42, 1 Samuel 21.1, 1 Samuel 21.2, 1 Samuel 21.4, 1 Samuel 21.6, 1 Samuel 21.7, 1 Samuel 21.9, 1 Samuel 21.10–15, 1 Samuel 21.11, 1 Samuel 21.12–13, 1 Samuel 22.1, 1 Samuel 22.1–23, 1 Samuel 22.2, 1 Samuel 22.3–4, 1 Samuel 22.5, 1 Samuel 22.7–8, 1 Samuel 22.13, 1 Samuel 22.14, 1 Samuel 22.18, 1 Samuel 22.19, 1 Samuel 22.20, 1 Samuel 23.1, 1 Samuel 23.1–29, 1 Samuel 23.4, 1 Samuel 23.6, 1 Samuel 23.7, 1 Samuel 23.14, 1 Samuel 23.16, 1 Samuel 23.17, 1 Samuel 23.18, 1 Samuel 23.19, 1 Samuel 23.20, 1 Samuel 23.24, 1 Samuel 23.28, 1 Samuel 23.29, 1 Samuel 24.2, 1 Samuel 24.4, 1 Samuel 24.5, 1 Samuel 24.6, 1 Samuel 24.11, 1 Samuel 24.12, 1 Samuel 24.13, 1 Samuel 24.20, 1 Samuel 24.21–22, 1 Samuel 25.1, 1 Samuel 25.1–44, 1 Samuel 25.2, 1 Samuel 25.3, 1 Samuel 25.8, 1 Samuel 25.10, 1 Samuel 25.21, 1 Samuel 25.26, 1 Samuel 25.28, 1 Samuel 25.29, 1 Samuel 25.36, 1 Samuel 25.37, 1 Samuel 25.39, 1 Samuel 25.43, 1 Samuel 25.44, 1 Samuel 26.1, 1 Samuel 26.1–25, 1 Samuel 26.3, 1 Samuel 26.5, 1 Samuel 26.6, 1 Samuel 26.8, 1 Samuel 26.9, 1 Samuel 26.10, 1 Samuel 26.14, 1 Samuel 26.16, 1 Samuel 26.17, 1 Samuel 26.19, 1 Samuel 26.20, 1 Samuel 26.21, 1 Samuel 26.23, 1 Samuel 26.24, 1 Samuel 26.25, 1 Samuel 27.1–12, 1 Samuel 27.2, 1 Samuel 27.6, 1 Samuel 27.8, 1 Samuel 27.9, 1 Samuel 27.10, 1 Samuel 28.1, 1 Samuel 28.3, 1 Samuel 28.3–14, 1 Samuel 28.4, 1 Samuel 28.6, 1 Samuel 28.7, 1 Samuel 28.9, 1 Samuel 28.12, 1 Samuel 28.13, 1 Samuel 28.15, 1 Samuel 28.16, 1 Samuel 28.17, 1 Samuel 28.18, 1 Samuel 28.19, 1 Samuel 28.24, 1 Samuel 29.1, 1 Samuel 29.1–11, 1 Samuel 29.3, 1 Samuel 29.4, 1 Samuel 29.5, 1 Samuel 29.6, 1 Samuel 30.1, 1 Samuel 30.2, 1 Samuel 30.5, 1 Samuel 30.6, 1 Samuel 30.7, 1 Samuel 30.8, 1 Samuel 30.9, 1 Samuel 30.10, 1 Samuel 30.11–12, 1 Samuel 30.13, 1 Samuel 30.14, 1 Samuel 30.17, 1 Samuel 30.21, 1 Samuel 30.21–31, 1 Samuel 30.22, 1 Samuel 30.23, 1 Samuel 30.24, 1 Samuel 30.26, 1 Samuel 30.27–30, 1 Samuel 30.31, 1 Samuel 31.1, 1 Samuel 31.1–13, 1 Samuel 31.2, 1 Samuel 31.4, 1 Samuel 31.8, 1 Samuel 31.9, 1 Samuel 31.10, 1 Samuel 31.11, 1 Samuel 31.12, 1 Samuel 31.13</w:t>
+      </w:r>
+      <w:r/>
+    </w:p>
+    <w:p>
+      <w:r/>
+      <w:r>
+        <w:t xml:space="preserve"> </w:t>
+      </w:r>
+      <w:r/>
+      <w:r/>
+    </w:p>
+    <w:p>
+      <w:pPr>
+        <w:sectPr>
           <w:footnotePr>
             <w:numRestart w:val="eachSect"/>
           </w:footnotePr>

--- a/por/docx/09.content.docx
+++ b/por/docx/09.content.docx
@@ -163,13 +163,6 @@
         <w:rPr>
           <w:lang w:val="pt_PT" w:bidi="pt_PT"/>
         </w:rPr>
-      </w:r>
-      <w:r>
-        <w:rPr>
-          <w:i/>
-          <w:lang w:val="pt_PT" w:bidi="pt_PT"/>
-        </w:rPr>
-        <w:t>1 Samuel 1.1, 1 Samuel 1.2, 1 Samuel 1.3, 1 Samuel 1.4, 1 Samuel 1.7, 1 Samuel 1.9, 1 Samuel 1.11, 1 Samuel 1.13–14, 1 Samuel 1.16, 1 Samuel 1.17–18, 1 Samuel 1.22, 1 Samuel 1.23, 1 Samuel 2.1, 1 Samuel 2.1–10, 1 Samuel 2.2, 1 Samuel 2.3, 1 Samuel 2.4–8, 1 Samuel 2.5, 1 Samuel 2.7–8, 1 Samuel 2.8, 1 Samuel 2.10, 1 Samuel 2.12, 1 Samuel 2.13–17, 1 Samuel 2.15, 1 Samuel 2.18, 1 Samuel 2.20, 1 Samuel 2.22, 1 Samuel 2.22–25, 1 Samuel 2.25, 1 Samuel 2.26, 1 Samuel 2.27, 1 Samuel 2.29, 1 Samuel 2.30, 1 Samuel 2.32–33, 1 Samuel 2.35, 1 Samuel 3.1, 1 Samuel 3.2, 1 Samuel 3.3, 1 Samuel 3.7, 1 Samuel 3.8, 1 Samuel 3.10, 1 Samuel 3.11, 1 Samuel 3.12, 1 Samuel 3.13, 1 Samuel 3.14, 1 Samuel 3.15, 1 Samuel 3.19, 1 Samuel 3.20, 1 Samuel 3.21–4.1, 1 Samuel 4.1, 1 Samuel 4.1–7.2, 1 Samuel 4.3, 1 Samuel 4.4, 1 Samuel 4.6–7, 1 Samuel 4.8, 1 Samuel 4.10, 1 Samuel 4.11, 1 Samuel 4.12, 1 Samuel 4.15, 1 Samuel 4.18, 1 Samuel 4.20–21, 1 Samuel 5.1, 1 Samuel 5.2, 1 Samuel 5.4, 1 Samuel 5.5, 1 Samuel 5.6, 1 Samuel 5.8, 1 Samuel 5.9, 1 Samuel 5.10, 1 Samuel 6.2, 1 Samuel 6.3, 1 Samuel 6.4, 1 Samuel 6.6, 1 Samuel 6.7, 1 Samuel 6.9, 1 Samuel 6.13, 1 Samuel 6.14, 1 Samuel 6.15, 1 Samuel 6.17, 1 Samuel 6.19, 1 Samuel 6.20, 1 Samuel 6.21, 1 Samuel 7.1, 1 Samuel 7.2, 1 Samuel 7.3, 1 Samuel 7.3–10, 1 Samuel 7.5, 1 Samuel 7.6, 1 Samuel 7.9, 1 Samuel 7.10, 1 Samuel 7.12, 1 Samuel 7.13, 1 Samuel 7.14, 1 Samuel 7.15, 1 Samuel 7.16, 1 Samuel 7.17, 1 Samuel 8.1–12.25, 1 Samuel 8.2, 1 Samuel 8.3, 1 Samuel 8.5, 1 Samuel 8.6, 1 Samuel 8.7, 1 Samuel 8.8, 1 Samuel 8.10–18, 1 Samuel 8.11, 1 Samuel 8.12–17, 1 Samuel 8.15, 1 Samuel 8.17, 1 Samuel 8.18, 1 Samuel 8.20, 1 Samuel 8.21, 1 Samuel 8.22, 1 Samuel 9.1, 1 Samuel 9.1–11.15, 1 Samuel 9.2, 1 Samuel 9.5, 1 Samuel 9.6, 1 Samuel 9.7, 1 Samuel 9.12, 1 Samuel 9.13, 1 Samuel 9.16, 1 Samuel 9.21, 1 Samuel 9.25, 1 Samuel 10.1, 1 Samuel 10.2, 1 Samuel 10.2–6, 1 Samuel 10.3, 1 Samuel 10.5, 1 Samuel 10.6, 1 Samuel 10.7, 1 Samuel 10.8, 1 Samuel 10.9, 1 Samuel 10.10, 1 Samuel 10.11, 1 Samuel 10.12, 1 Samuel 10.16, 1 Samuel 10.17, 1 Samuel 10.18, 1 Samuel 10.19, 1 Samuel 10.20, 1 Samuel 10.25, 1 Samuel 10.26, 1 Samuel 10.26–11.13, 1 Samuel 10.27, 1 Samuel 11.1, 1 Samuel 11.1–15, 1 Samuel 11.2, 1 Samuel 11.3, 1 Samuel 11.7, 1 Samuel 11.8, 1 Samuel 11.13, 1 Samuel 11.14, 1 Samuel 11.15, 1 Samuel 12.1–25, 1 Samuel 12.3, 1 Samuel 12.5, 1 Samuel 12.6, 1 Samuel 12.6–25, 1 Samuel 12.9, 1 Samuel 12.10, 1 Samuel 12.11, 1 Samuel 12.12, 1 Samuel 12.13, 1 Samuel 12.14, 1 Samuel 12.14–15, 1 Samuel 12.17, 1 Samuel 12.18, 1 Samuel 12.19, 1 Samuel 12.21, 1 Samuel 12.22, 1 Samuel 12.23, 1 Samuel 12.25, 1 Samuel 13.1, 1 Samuel 13.1–16.13, 1 Samuel 13.2, 1 Samuel 13.3, 1 Samuel 13.4, 1 Samuel 13.5, 1 Samuel 13.7, 1 Samuel 13.8, 1 Samuel 13.9, 1 Samuel 13.10, 1 Samuel 13.11, 1 Samuel 13.12, 1 Samuel 13.13, 1 Samuel 13.14, 1 Samuel 13.15, 1 Samuel 13.17–18, 1 Samuel 13.19–22, 1 Samuel 13.23, 1 Samuel 14.1, 1 Samuel 14.1–15, 1 Samuel 14.1–52, 1 Samuel 14.2, 1 Samuel 14.3, 1 Samuel 14.4–5, 1 Samuel 14.6, 1 Samuel 14.11, 1 Samuel 14.15, 1 Samuel 14.18, 1 Samuel 14.21–22, 1 Samuel 14.23, 1 Samuel 14.24, 1 Samuel 14.29, 1 Samuel 14.31, 1 Samuel 14.32–34, 1 Samuel 14.35, 1 Samuel 14.37–38, 1 Samuel 14.41, 1 Samuel 14.45, 1 Samuel 14.47, 1 Samuel 14.47–52, 1 Samuel 14.48, 1 Samuel 14.49, 1 Samuel 14.49–51, 1 Samuel 14.50, 1 Samuel 14.52, 1 Samuel 15.1–35, 1 Samuel 15.2, 1 Samuel 15.3, 1 Samuel 15.4, 1 Samuel 15.5, 1 Samuel 15.6, 1 Samuel 15.7, 1 Samuel 15.8, 1 Samuel 15.9, 1 Samuel 15.12, 1 Samuel 15.13, 1 Samuel 15.15, 1 Samuel 15.17, 1 Samuel 15.21, 1 Samuel 15.22, 1 Samuel 15.23, 1 Samuel 15.24, 1 Samuel 15.24–30, 1 Samuel 15.28, 1 Samuel 15.29, 1 Samuel 15.30, 1 Samuel 15.35, 1 Samuel 16.1, 1 Samuel 16.1–23, 1 Samuel 16.2, 1 Samuel 16.4, 1 Samuel 16.5, 1 Samuel 16.6–7, 1 Samuel 16.13, 1 Samuel 16.14, 1 Samuel 16.14–31.13, 1 Samuel 16.18, 1 Samuel 16.21, 1 Samuel 16.22, 1 Samuel 16.23, 1 Samuel 17.1, 1 Samuel 17.2, 1 Samuel 17.4, 1 Samuel 17.5–7, 1 Samuel 17.12, 1 Samuel 17.15, 1 Samuel 17.26, 1 Samuel 17.28, 1 Samuel 17.32, 1 Samuel 17.40, 1 Samuel 17.42, 1 Samuel 17.43, 1 Samuel 17.44, 1 Samuel 17.45–47, 1 Samuel 17.49, 1 Samuel 17.52, 1 Samuel 17.53, 1 Samuel 17.54, 1 Samuel 17.55–58, 1 Samuel 18.1, 1 Samuel 18.2, 1 Samuel 18.3–4, 1 Samuel 18.7, 1 Samuel 18.8–15, 1 Samuel 18.11, 1 Samuel 18.12, 1 Samuel 18.17, 1 Samuel 18.17–19, 1 Samuel 18.18, 1 Samuel 18.19, 1 Samuel 18.22, 1 Samuel 18.23, 1 Samuel 18.29, 1 Samuel 19.4, 1 Samuel 19.6, 1 Samuel 19.10, 1 Samuel 19.11, 1 Samuel 19.13, 1 Samuel 19.18, 1 Samuel 19.20, 1 Samuel 19.21, 1 Samuel 19.24, 1 Samuel 20.2–3, 1 Samuel 20.5, 1 Samuel 20.6–7, 1 Samuel 20.8, 1 Samuel 20.13, 1 Samuel 20.14–16, 1 Samuel 20.15, 1 Samuel 20.17, 1 Samuel 20.18–22, 1 Samuel 20.25, 1 Samuel 20.26–27, 1 Samuel 20.29, 1 Samuel 20.30, 1 Samuel 20.33, 1 Samuel 20.41, 1 Samuel 20.42, 1 Samuel 21.1, 1 Samuel 21.2, 1 Samuel 21.4, 1 Samuel 21.6, 1 Samuel 21.7, 1 Samuel 21.9, 1 Samuel 21.10–15, 1 Samuel 21.11, 1 Samuel 21.12–13, 1 Samuel 22.1, 1 Samuel 22.1–23, 1 Samuel 22.2, 1 Samuel 22.3–4, 1 Samuel 22.5, 1 Samuel 22.7–8, 1 Samuel 22.13, 1 Samuel 22.14, 1 Samuel 22.18, 1 Samuel 22.19, 1 Samuel 22.20, 1 Samuel 23.1, 1 Samuel 23.1–29, 1 Samuel 23.4, 1 Samuel 23.6, 1 Samuel 23.7, 1 Samuel 23.14, 1 Samuel 23.16, 1 Samuel 23.17, 1 Samuel 23.18, 1 Samuel 23.19, 1 Samuel 23.20, 1 Samuel 23.24, 1 Samuel 23.28, 1 Samuel 23.29, 1 Samuel 24.2, 1 Samuel 24.4, 1 Samuel 24.5, 1 Samuel 24.6, 1 Samuel 24.11, 1 Samuel 24.12, 1 Samuel 24.13, 1 Samuel 24.20, 1 Samuel 24.21–22, 1 Samuel 25.1, 1 Samuel 25.1–44, 1 Samuel 25.2, 1 Samuel 25.3, 1 Samuel 25.8, 1 Samuel 25.10, 1 Samuel 25.21, 1 Samuel 25.26, 1 Samuel 25.28, 1 Samuel 25.29, 1 Samuel 25.36, 1 Samuel 25.37, 1 Samuel 25.39, 1 Samuel 25.43, 1 Samuel 25.44, 1 Samuel 26.1, 1 Samuel 26.1–25, 1 Samuel 26.3, 1 Samuel 26.5, 1 Samuel 26.6, 1 Samuel 26.8, 1 Samuel 26.9, 1 Samuel 26.10, 1 Samuel 26.14, 1 Samuel 26.16, 1 Samuel 26.17, 1 Samuel 26.19, 1 Samuel 26.20, 1 Samuel 26.21, 1 Samuel 26.23, 1 Samuel 26.24, 1 Samuel 26.25, 1 Samuel 27.1–12, 1 Samuel 27.2, 1 Samuel 27.6, 1 Samuel 27.8, 1 Samuel 27.9, 1 Samuel 27.10, 1 Samuel 28.1, 1 Samuel 28.3, 1 Samuel 28.3–14, 1 Samuel 28.4, 1 Samuel 28.6, 1 Samuel 28.7, 1 Samuel 28.9, 1 Samuel 28.12, 1 Samuel 28.13, 1 Samuel 28.15, 1 Samuel 28.16, 1 Samuel 28.17, 1 Samuel 28.18, 1 Samuel 28.19, 1 Samuel 28.24, 1 Samuel 29.1, 1 Samuel 29.1–11, 1 Samuel 29.3, 1 Samuel 29.4, 1 Samuel 29.5, 1 Samuel 29.6, 1 Samuel 30.1, 1 Samuel 30.2, 1 Samuel 30.5, 1 Samuel 30.6, 1 Samuel 30.7, 1 Samuel 30.8, 1 Samuel 30.9, 1 Samuel 30.10, 1 Samuel 30.11–12, 1 Samuel 30.13, 1 Samuel 30.14, 1 Samuel 30.17, 1 Samuel 30.21, 1 Samuel 30.21–31, 1 Samuel 30.22, 1 Samuel 30.23, 1 Samuel 30.24, 1 Samuel 30.26, 1 Samuel 30.27–30, 1 Samuel 30.31, 1 Samuel 31.1, 1 Samuel 31.1–13, 1 Samuel 31.2, 1 Samuel 31.4, 1 Samuel 31.8, 1 Samuel 31.9, 1 Samuel 31.10, 1 Samuel 31.11, 1 Samuel 31.12, 1 Samuel 31.13</w:t>
       </w:r>
       <w:r>
         <w:rPr>

--- a/por/docx/09.content.docx
+++ b/por/docx/09.content.docx
@@ -150,19 +150,6 @@
           <w:lang w:val="pt_PT" w:bidi="pt_PT"/>
         </w:rPr>
         <w:t>1SA</w:t>
-      </w:r>
-      <w:r>
-        <w:rPr>
-          <w:lang w:val="pt_PT" w:bidi="pt_PT"/>
-        </w:rPr>
-      </w:r>
-    </w:p>
-    <w:p>
-      <w:pPr/>
-      <w:r>
-        <w:rPr>
-          <w:lang w:val="pt_PT" w:bidi="pt_PT"/>
-        </w:rPr>
       </w:r>
       <w:r>
         <w:rPr>

--- a/por/docx/09.content.docx
+++ b/por/docx/09.content.docx
@@ -19,7 +19,7 @@
         <w:rPr>
           <w:lang w:val="pt_PT" w:bidi="pt_PT"/>
         </w:rPr>
-        <w:t>Resource: Notas de Estudo (Tyndale)</w:t>
+        <w:t>Resource: Tyndale Open Study Notes</w:t>
       </w:r>
       <w:r>
         <w:rPr>
@@ -112,7 +112,7 @@
         <w:rPr>
           <w:lang w:val="pt_PT" w:bidi="pt_PT"/>
         </w:rPr>
-        <w:t>Notas de Estudo (Tyndale)</w:t>
+        <w:t>Tyndale Open Study Notes</w:t>
       </w:r>
     </w:p>
     <w:p>

--- a/por/docx/09.content.docx
+++ b/por/docx/09.content.docx
@@ -19,7 +19,7 @@
         <w:rPr>
           <w:lang w:val="pt_PT" w:bidi="pt_PT"/>
         </w:rPr>
-        <w:t>Resource: Tyndale Open Study Notes</w:t>
+        <w:t>Resource: Aquifer Open Study Notes</w:t>
       </w:r>
       <w:r>
         <w:rPr>
@@ -112,7 +112,7 @@
         <w:rPr>
           <w:lang w:val="pt_PT" w:bidi="pt_PT"/>
         </w:rPr>
-        <w:t>Tyndale Open Study Notes</w:t>
+        <w:t>Aquifer Open Study Notes</w:t>
       </w:r>
     </w:p>
     <w:p>
